--- a/deliverables/L27_vs_L32_proscons_for_TonyWong.docx
+++ b/deliverables/L27_vs_L32_proscons_for_TonyWong.docx
@@ -2,70 +2,13 @@
 <file path=word/document.xml><?xml version="1.0" encoding="utf-8"?>
 <w:document xmlns:w="http://schemas.openxmlformats.org/wordprocessingml/2006/main" xmlns:m="http://schemas.openxmlformats.org/officeDocument/2006/math" xmlns:r="http://schemas.openxmlformats.org/officeDocument/2006/relationships" xmlns:o="urn:schemas-microsoft-com:office:office" xmlns:v="urn:schemas-microsoft-com:vml" xmlns:w10="urn:schemas-microsoft-com:office:word" xmlns:a="http://schemas.openxmlformats.org/drawingml/2006/main" xmlns:pic="http://schemas.openxmlformats.org/drawingml/2006/picture" xmlns:wp="http://schemas.openxmlformats.org/drawingml/2006/wordprocessingDrawing">
   <w:body>
-    <w:bookmarkStart w:id="18" w:name="X8c0c1f51a74ca6596ed070fba47febc6f3a7ef4"/>
+    <w:bookmarkStart w:id="17" w:name="X8c0c1f51a74ca6596ed070fba47febc6f3a7ef4"/>
     <w:p>
       <w:pPr>
         <w:pStyle w:val="Heading1"/>
       </w:pPr>
       <w:r>
         <w:t xml:space="preserve">Antarctic calibration: L27 vs L32 — trade-off summary</w:t>
-      </w:r>
-    </w:p>
-    <w:p>
-      <w:pPr>
-        <w:pStyle w:val="FirstParagraph"/>
-      </w:pPr>
-      <w:r>
-        <w:rPr>
-          <w:b/>
-          <w:bCs/>
-        </w:rPr>
-        <w:t xml:space="preserve">Marcus C. Sarofim (NYU Marron Institute)</w:t>
-      </w:r>
-      <w:r>
-        <w:t xml:space="preserve"> </w:t>
-      </w:r>
-      <w:r>
-        <w:t xml:space="preserve">· 2026-09-24 · Ladrillo / SLR-RFF-BRICK, branch</w:t>
-      </w:r>
-      <w:r>
-        <w:t xml:space="preserve"> </w:t>
-      </w:r>
-      <w:r>
-        <w:rPr>
-          <w:rStyle w:val="VerbatimChar"/>
-        </w:rPr>
-        <w:t xml:space="preserve">ladrillo-dev</w:t>
-      </w:r>
-    </w:p>
-    <w:p>
-      <w:pPr>
-        <w:pStyle w:val="BlockText"/>
-      </w:pPr>
-      <w:r>
-        <w:rPr>
-          <w:rStyle w:val="VerbatimChar"/>
-        </w:rPr>
-        <w:t xml:space="preserve">[MCS]</w:t>
-      </w:r>
-      <w:r>
-        <w:t xml:space="preserve"> </w:t>
-      </w:r>
-      <w:r>
-        <w:t xml:space="preserve">— framing, recommendation and the ask of Tony go here. Everything below is measured</w:t>
-      </w:r>
-      <w:r>
-        <w:t xml:space="preserve"> </w:t>
-      </w:r>
-      <w:r>
-        <w:t xml:space="preserve">numbers and the structure of the choice; no recommendation is embedded.</w:t>
-      </w:r>
-    </w:p>
-    <w:p>
-      <w:r>
-        <w:pict>
-          <v:rect style="width:0;height:1.5pt" o:hralign="center" o:hrstd="t" o:hr="t"/>
-        </w:pict>
       </w:r>
     </w:p>
     <w:bookmarkStart w:id="9" w:name="the-choice"/>
@@ -292,7 +235,7 @@
       </w:r>
     </w:p>
     <w:bookmarkEnd w:id="9"/>
-    <w:bookmarkStart w:id="11" w:name="the-numbers-all-on-one-ruler"/>
+    <w:bookmarkStart w:id="10" w:name="the-numbers-all-on-one-ruler"/>
     <w:p>
       <w:pPr>
         <w:pStyle w:val="Heading2"/>
@@ -959,16 +902,17 @@
         <w:t xml:space="preserve"> </w:t>
       </w:r>
       <w:r>
-        <w:t xml:space="preserve">every modern-record statistic. That is the whole decision.</w:t>
+        <w:t xml:space="preserve">every modern-record statistic.</w:t>
       </w:r>
     </w:p>
-    <w:bookmarkStart w:id="10" w:name="X9fd3e5782cf9a1a43338d678582121c23eb2275"/>
+    <w:bookmarkEnd w:id="10"/>
+    <w:bookmarkStart w:id="11" w:name="why-the-trade-exists"/>
     <w:p>
       <w:pPr>
-        <w:pStyle w:val="Heading3"/>
-      </w:pPr>
-      <w:r>
-        <w:t xml:space="preserve">2a. Where the two sit among all seven arms</w:t>
+        <w:pStyle w:val="Heading2"/>
+      </w:pPr>
+      <w:r>
+        <w:t xml:space="preserve">3. Why the trade exists</w:t>
       </w:r>
     </w:p>
     <w:p>
@@ -976,749 +920,179 @@
         <w:pStyle w:val="FirstParagraph"/>
       </w:pPr>
       <w:r>
-        <w:t xml:space="preserve">Every arm built in this arc, on the same ruler. AIS RMSE (σ):</w:t>
+        <w:t xml:space="preserve">IMBIE's own partition is exact:</w:t>
+      </w:r>
+      <w:r>
+        <w:t xml:space="preserve"> </w:t>
+      </w:r>
+      <w:r>
+        <w:rPr>
+          <w:rStyle w:val="VerbatimChar"/>
+        </w:rPr>
+        <w:t xml:space="preserve">net ≡ SMB + dynamics</w:t>
+      </w:r>
+      <w:r>
+        <w:t xml:space="preserve">. Ladrillo's SMB cannot produce the</w:t>
+      </w:r>
+      <w:r>
+        <w:t xml:space="preserve"> </w:t>
+      </w:r>
+      <w:r>
+        <w:rPr>
+          <w:b/>
+          <w:bCs/>
+        </w:rPr>
+        <w:t xml:space="preserve">+141 Gt/yr</w:t>
+      </w:r>
+      <w:r>
+        <w:t xml:space="preserve"> </w:t>
+      </w:r>
+      <w:r>
+        <w:t xml:space="preserve">East-Antarctic snowfall anomaly IMBIE reports for 2018–23 (the module's window</w:t>
+      </w:r>
+      <w:r>
+        <w:t xml:space="preserve"> </w:t>
+      </w:r>
+      <w:r>
+        <w:t xml:space="preserve">anomalies span −20…+27 Gt/yr). With the SMB misfit pinned,</w:t>
+      </w:r>
+      <w:r>
+        <w:t xml:space="preserve"> </w:t>
+      </w:r>
+      <w:r>
+        <w:rPr>
+          <w:b/>
+          <w:bCs/>
+        </w:rPr>
+        <w:t xml:space="preserve">every Gt/yr gained on the net mass</w:t>
+      </w:r>
+      <w:r>
+        <w:rPr>
+          <w:b/>
+          <w:bCs/>
+        </w:rPr>
+        <w:t xml:space="preserve"> </w:t>
+      </w:r>
+      <w:r>
+        <w:rPr>
+          <w:b/>
+          <w:bCs/>
+        </w:rPr>
+        <w:t xml:space="preserve">balance transfers one-for-one into the dynamics error.</w:t>
       </w:r>
     </w:p>
-    <w:tbl>
-      <w:tblPr>
-        <w:tblStyle w:val="Table"/>
-        <w:tblW w:type="pct" w:w="5000"/>
-        <w:tblLayout w:type="fixed"/>
-        <w:tblLook w:firstRow="1" w:lastRow="0" w:firstColumn="0" w:lastColumn="0" w:noHBand="0" w:noVBand="0" w:val="0020"/>
-      </w:tblPr>
-      <w:tblGrid>
-        <w:gridCol w:w="633"/>
-        <w:gridCol w:w="4514"/>
-        <w:gridCol w:w="633"/>
-        <w:gridCol w:w="633"/>
-        <w:gridCol w:w="633"/>
-        <w:gridCol w:w="871"/>
-      </w:tblGrid>
-      <w:tr>
-        <w:trPr>
-          <w:tblHeader w:val="on"/>
-        </w:trPr>
-        <w:tc>
-          <w:tcPr/>
-          <w:p>
-            <w:pPr>
-              <w:pStyle w:val="Compact"/>
-            </w:pPr>
-            <w:r>
-              <w:t xml:space="preserve">arm</w:t>
-            </w:r>
-          </w:p>
-        </w:tc>
-        <w:tc>
-          <w:tcPr/>
-          <w:p>
-            <w:pPr>
-              <w:pStyle w:val="Compact"/>
-            </w:pPr>
-            <w:r>
-              <w:t xml:space="preserve">what it is</w:t>
-            </w:r>
-          </w:p>
-        </w:tc>
-        <w:tc>
-          <w:tcPr/>
-          <w:p>
-            <w:pPr>
-              <w:pStyle w:val="Compact"/>
-            </w:pPr>
-            <w:r>
-              <w:t xml:space="preserve">full</w:t>
-            </w:r>
-          </w:p>
-        </w:tc>
-        <w:tc>
-          <w:tcPr/>
-          <w:p>
-            <w:pPr>
-              <w:pStyle w:val="Compact"/>
-            </w:pPr>
-            <w:r>
-              <w:t xml:space="preserve">1920–49</w:t>
-            </w:r>
-          </w:p>
-        </w:tc>
-        <w:tc>
-          <w:tcPr/>
-          <w:p>
-            <w:pPr>
-              <w:pStyle w:val="Compact"/>
-            </w:pPr>
-            <w:r>
-              <w:t xml:space="preserve">1950–92</w:t>
-            </w:r>
-          </w:p>
-        </w:tc>
-        <w:tc>
-          <w:tcPr/>
-          <w:p>
-            <w:pPr>
-              <w:pStyle w:val="Compact"/>
-            </w:pPr>
-            <w:r>
-              <w:rPr>
-                <w:b/>
-                <w:bCs/>
-              </w:rPr>
-              <w:t xml:space="preserve">1993–2026</w:t>
-            </w:r>
-          </w:p>
-        </w:tc>
-      </w:tr>
-      <w:tr>
-        <w:tc>
-          <w:tcPr/>
-          <w:p>
-            <w:pPr>
-              <w:pStyle w:val="Compact"/>
-            </w:pPr>
-            <w:r>
-              <w:rPr>
-                <w:b/>
-                <w:bCs/>
-              </w:rPr>
-              <w:t xml:space="preserve">L27</w:t>
-            </w:r>
-          </w:p>
-        </w:tc>
-        <w:tc>
-          <w:tcPr/>
-          <w:p>
-            <w:pPr>
-              <w:pStyle w:val="Compact"/>
-            </w:pPr>
-            <w:r>
-              <w:t xml:space="preserve">Frederikse target, free</w:t>
-            </w:r>
-            <w:r>
-              <w:t xml:space="preserve"> </w:t>
-            </w:r>
-            <w:r>
-              <w:rPr>
-                <w:rStyle w:val="VerbatimChar"/>
-              </w:rPr>
-              <w:t xml:space="preserve">sd_ais</w:t>
-            </w:r>
-            <w:r>
-              <w:t xml:space="preserve"> </w:t>
-            </w:r>
-            <w:r>
-              <w:t xml:space="preserve">—</w:t>
-            </w:r>
-            <w:r>
-              <w:t xml:space="preserve"> </w:t>
-            </w:r>
-            <w:r>
-              <w:rPr>
-                <w:b/>
-                <w:bCs/>
-              </w:rPr>
-              <w:t xml:space="preserve">champion</w:t>
-            </w:r>
-          </w:p>
-        </w:tc>
-        <w:tc>
-          <w:tcPr/>
-          <w:p>
-            <w:pPr>
-              <w:pStyle w:val="Compact"/>
-            </w:pPr>
-            <w:r>
-              <w:rPr>
-                <w:b/>
-                <w:bCs/>
-              </w:rPr>
-              <w:t xml:space="preserve">0.70</w:t>
-            </w:r>
-          </w:p>
-        </w:tc>
-        <w:tc>
-          <w:tcPr/>
-          <w:p>
-            <w:pPr>
-              <w:pStyle w:val="Compact"/>
-            </w:pPr>
-            <w:r>
-              <w:t xml:space="preserve">0.08</w:t>
-            </w:r>
-          </w:p>
-        </w:tc>
-        <w:tc>
-          <w:tcPr/>
-          <w:p>
-            <w:pPr>
-              <w:pStyle w:val="Compact"/>
-            </w:pPr>
-            <w:r>
-              <w:t xml:space="preserve">0.37</w:t>
-            </w:r>
-          </w:p>
-        </w:tc>
-        <w:tc>
-          <w:tcPr/>
-          <w:p>
-            <w:pPr>
-              <w:pStyle w:val="Compact"/>
-            </w:pPr>
-            <w:r>
-              <w:t xml:space="preserve">1.27</w:t>
-            </w:r>
-          </w:p>
-        </w:tc>
-      </w:tr>
-      <w:tr>
-        <w:tc>
-          <w:tcPr/>
-          <w:p>
-            <w:pPr>
-              <w:pStyle w:val="Compact"/>
-            </w:pPr>
-            <w:r>
-              <w:t xml:space="preserve">L34</w:t>
-            </w:r>
-          </w:p>
-        </w:tc>
-        <w:tc>
-          <w:tcPr/>
-          <w:p>
-            <w:pPr>
-              <w:pStyle w:val="Compact"/>
-            </w:pPr>
-            <w:r>
-              <w:t xml:space="preserve">Frederikse target + SMB floor</w:t>
-            </w:r>
-          </w:p>
-        </w:tc>
-        <w:tc>
-          <w:tcPr/>
-          <w:p>
-            <w:pPr>
-              <w:pStyle w:val="Compact"/>
-            </w:pPr>
-            <w:r>
-              <w:t xml:space="preserve">0.73</w:t>
-            </w:r>
-          </w:p>
-        </w:tc>
-        <w:tc>
-          <w:tcPr/>
-          <w:p>
-            <w:pPr>
-              <w:pStyle w:val="Compact"/>
-            </w:pPr>
-            <w:r>
-              <w:t xml:space="preserve">0.07</w:t>
-            </w:r>
-          </w:p>
-        </w:tc>
-        <w:tc>
-          <w:tcPr/>
-          <w:p>
-            <w:pPr>
-              <w:pStyle w:val="Compact"/>
-            </w:pPr>
-            <w:r>
-              <w:t xml:space="preserve">0.34</w:t>
-            </w:r>
-          </w:p>
-        </w:tc>
-        <w:tc>
-          <w:tcPr/>
-          <w:p>
-            <w:pPr>
-              <w:pStyle w:val="Compact"/>
-            </w:pPr>
-            <w:r>
-              <w:t xml:space="preserve">1.32</w:t>
-            </w:r>
-          </w:p>
-        </w:tc>
-      </w:tr>
-      <w:tr>
-        <w:tc>
-          <w:tcPr/>
-          <w:p>
-            <w:pPr>
-              <w:pStyle w:val="Compact"/>
-            </w:pPr>
-            <w:r>
-              <w:rPr>
-                <w:b/>
-                <w:bCs/>
-              </w:rPr>
-              <w:t xml:space="preserve">L32</w:t>
-            </w:r>
-          </w:p>
-        </w:tc>
-        <w:tc>
-          <w:tcPr/>
-          <w:p>
-            <w:pPr>
-              <w:pStyle w:val="Compact"/>
-            </w:pPr>
-            <w:r>
-              <w:t xml:space="preserve">IMBIE target + SMB floor —</w:t>
-            </w:r>
-            <w:r>
-              <w:t xml:space="preserve"> </w:t>
-            </w:r>
-            <w:r>
-              <w:rPr>
-                <w:b/>
-                <w:bCs/>
-              </w:rPr>
-              <w:t xml:space="preserve">candidate</w:t>
-            </w:r>
-          </w:p>
-        </w:tc>
-        <w:tc>
-          <w:tcPr/>
-          <w:p>
-            <w:pPr>
-              <w:pStyle w:val="Compact"/>
-            </w:pPr>
-            <w:r>
-              <w:t xml:space="preserve">0.88</w:t>
-            </w:r>
-          </w:p>
-        </w:tc>
-        <w:tc>
-          <w:tcPr/>
-          <w:p>
-            <w:pPr>
-              <w:pStyle w:val="Compact"/>
-            </w:pPr>
-            <w:r>
-              <w:t xml:space="preserve">1.07</w:t>
-            </w:r>
-          </w:p>
-        </w:tc>
-        <w:tc>
-          <w:tcPr/>
-          <w:p>
-            <w:pPr>
-              <w:pStyle w:val="Compact"/>
-            </w:pPr>
-            <w:r>
-              <w:t xml:space="preserve">0.47</w:t>
-            </w:r>
-          </w:p>
-        </w:tc>
-        <w:tc>
-          <w:tcPr/>
-          <w:p>
-            <w:pPr>
-              <w:pStyle w:val="Compact"/>
-            </w:pPr>
-            <w:r>
-              <w:t xml:space="preserve">1.01</w:t>
-            </w:r>
-          </w:p>
-        </w:tc>
-      </w:tr>
-      <w:tr>
-        <w:tc>
-          <w:tcPr/>
-          <w:p>
-            <w:pPr>
-              <w:pStyle w:val="Compact"/>
-            </w:pPr>
-            <w:r>
-              <w:t xml:space="preserve">L33</w:t>
-            </w:r>
-          </w:p>
-        </w:tc>
-        <w:tc>
-          <w:tcPr/>
-          <w:p>
-            <w:pPr>
-              <w:pStyle w:val="Compact"/>
-            </w:pPr>
-            <w:r>
-              <w:t xml:space="preserve">IMBIE target + floor cut 34 %</w:t>
-            </w:r>
-          </w:p>
-        </w:tc>
-        <w:tc>
-          <w:tcPr/>
-          <w:p>
-            <w:pPr>
-              <w:pStyle w:val="Compact"/>
-            </w:pPr>
-            <w:r>
-              <w:t xml:space="preserve">1.11</w:t>
-            </w:r>
-          </w:p>
-        </w:tc>
-        <w:tc>
-          <w:tcPr/>
-          <w:p>
-            <w:pPr>
-              <w:pStyle w:val="Compact"/>
-            </w:pPr>
-            <w:r>
-              <w:t xml:space="preserve">1.43</w:t>
-            </w:r>
-          </w:p>
-        </w:tc>
-        <w:tc>
-          <w:tcPr/>
-          <w:p>
-            <w:pPr>
-              <w:pStyle w:val="Compact"/>
-            </w:pPr>
-            <w:r>
-              <w:t xml:space="preserve">0.60</w:t>
-            </w:r>
-          </w:p>
-        </w:tc>
-        <w:tc>
-          <w:tcPr/>
-          <w:p>
-            <w:pPr>
-              <w:pStyle w:val="Compact"/>
-            </w:pPr>
-            <w:r>
-              <w:t xml:space="preserve">0.96</w:t>
-            </w:r>
-          </w:p>
-        </w:tc>
-      </w:tr>
-      <w:tr>
-        <w:tc>
-          <w:tcPr/>
-          <w:p>
-            <w:pPr>
-              <w:pStyle w:val="Compact"/>
-            </w:pPr>
-            <w:r>
-              <w:t xml:space="preserve">L29</w:t>
-            </w:r>
-          </w:p>
-        </w:tc>
-        <w:tc>
-          <w:tcPr/>
-          <w:p>
-            <w:pPr>
-              <w:pStyle w:val="Compact"/>
-            </w:pPr>
-            <w:r>
-              <w:t xml:space="preserve">IMBIE target, ρ capped at 0.90</w:t>
-            </w:r>
-          </w:p>
-        </w:tc>
-        <w:tc>
-          <w:tcPr/>
-          <w:p>
-            <w:pPr>
-              <w:pStyle w:val="Compact"/>
-            </w:pPr>
-            <w:r>
-              <w:t xml:space="preserve">1.45</w:t>
-            </w:r>
-          </w:p>
-        </w:tc>
-        <w:tc>
-          <w:tcPr/>
-          <w:p>
-            <w:pPr>
-              <w:pStyle w:val="Compact"/>
-            </w:pPr>
-            <w:r>
-              <w:t xml:space="preserve">1.85</w:t>
-            </w:r>
-          </w:p>
-        </w:tc>
-        <w:tc>
-          <w:tcPr/>
-          <w:p>
-            <w:pPr>
-              <w:pStyle w:val="Compact"/>
-            </w:pPr>
-            <w:r>
-              <w:t xml:space="preserve">0.64</w:t>
-            </w:r>
-          </w:p>
-        </w:tc>
-        <w:tc>
-          <w:tcPr/>
-          <w:p>
-            <w:pPr>
-              <w:pStyle w:val="Compact"/>
-            </w:pPr>
-            <w:r>
-              <w:rPr>
-                <w:b/>
-                <w:bCs/>
-              </w:rPr>
-              <w:t xml:space="preserve">0.52</w:t>
-            </w:r>
-          </w:p>
-        </w:tc>
-      </w:tr>
-      <w:tr>
-        <w:tc>
-          <w:tcPr/>
-          <w:p>
-            <w:pPr>
-              <w:pStyle w:val="Compact"/>
-            </w:pPr>
-            <w:r>
-              <w:t xml:space="preserve">L28</w:t>
-            </w:r>
-          </w:p>
-        </w:tc>
-        <w:tc>
-          <w:tcPr/>
-          <w:p>
-            <w:pPr>
-              <w:pStyle w:val="Compact"/>
-            </w:pPr>
-            <w:r>
-              <w:t xml:space="preserve">IMBIE target, free</w:t>
-            </w:r>
-            <w:r>
-              <w:t xml:space="preserve"> </w:t>
-            </w:r>
-            <w:r>
-              <w:rPr>
-                <w:rStyle w:val="VerbatimChar"/>
-              </w:rPr>
-              <w:t xml:space="preserve">sd_ais</w:t>
-            </w:r>
-          </w:p>
-        </w:tc>
-        <w:tc>
-          <w:tcPr/>
-          <w:p>
-            <w:pPr>
-              <w:pStyle w:val="Compact"/>
-            </w:pPr>
-            <w:r>
-              <w:t xml:space="preserve">1.53</w:t>
-            </w:r>
-          </w:p>
-        </w:tc>
-        <w:tc>
-          <w:tcPr/>
-          <w:p>
-            <w:pPr>
-              <w:pStyle w:val="Compact"/>
-            </w:pPr>
-            <w:r>
-              <w:t xml:space="preserve">1.89</w:t>
-            </w:r>
-          </w:p>
-        </w:tc>
-        <w:tc>
-          <w:tcPr/>
-          <w:p>
-            <w:pPr>
-              <w:pStyle w:val="Compact"/>
-            </w:pPr>
-            <w:r>
-              <w:t xml:space="preserve">0.62</w:t>
-            </w:r>
-          </w:p>
-        </w:tc>
-        <w:tc>
-          <w:tcPr/>
-          <w:p>
-            <w:pPr>
-              <w:pStyle w:val="Compact"/>
-            </w:pPr>
-            <w:r>
-              <w:t xml:space="preserve">0.67</w:t>
-            </w:r>
-          </w:p>
-        </w:tc>
-      </w:tr>
-      <w:tr>
-        <w:tc>
-          <w:tcPr/>
-          <w:p>
-            <w:pPr>
-              <w:pStyle w:val="Compact"/>
-            </w:pPr>
-            <w:r>
-              <w:t xml:space="preserve">L30</w:t>
-            </w:r>
-          </w:p>
-        </w:tc>
-        <w:tc>
-          <w:tcPr/>
-          <w:p>
-            <w:pPr>
-              <w:pStyle w:val="Compact"/>
-            </w:pPr>
-            <w:r>
-              <w:t xml:space="preserve">IMBIE target + discharge ramp</w:t>
-            </w:r>
-          </w:p>
-        </w:tc>
-        <w:tc>
-          <w:tcPr/>
-          <w:p>
-            <w:pPr>
-              <w:pStyle w:val="Compact"/>
-            </w:pPr>
-            <w:r>
-              <w:t xml:space="preserve">1.53</w:t>
-            </w:r>
-          </w:p>
-        </w:tc>
-        <w:tc>
-          <w:tcPr/>
-          <w:p>
-            <w:pPr>
-              <w:pStyle w:val="Compact"/>
-            </w:pPr>
-            <w:r>
-              <w:t xml:space="preserve">1.93</w:t>
-            </w:r>
-          </w:p>
-        </w:tc>
-        <w:tc>
-          <w:tcPr/>
-          <w:p>
-            <w:pPr>
-              <w:pStyle w:val="Compact"/>
-            </w:pPr>
-            <w:r>
-              <w:t xml:space="preserve">0.64</w:t>
-            </w:r>
-          </w:p>
-        </w:tc>
-        <w:tc>
-          <w:tcPr/>
-          <w:p>
-            <w:pPr>
-              <w:pStyle w:val="Compact"/>
-            </w:pPr>
-            <w:r>
-              <w:t xml:space="preserve">0.73</w:t>
-            </w:r>
-          </w:p>
-        </w:tc>
-      </w:tr>
-    </w:tbl>
+    <w:bookmarkEnd w:id="11"/>
+    <w:bookmarkStart w:id="12" w:name="l27-pros-and-cons"/>
     <w:p>
       <w:pPr>
-        <w:pStyle w:val="BodyText"/>
-      </w:pPr>
-      <w:r>
-        <w:rPr>
-          <w:b/>
-          <w:bCs/>
-        </w:rPr>
-        <w:t xml:space="preserve">The arms lie on a single trade-off axis</w:t>
-      </w:r>
-      <w:r>
-        <w:t xml:space="preserve"> </w:t>
-      </w:r>
-      <w:r>
-        <w:t xml:space="preserve">between the reconstruction era and the satellite era,</w:t>
-      </w:r>
-      <w:r>
-        <w:t xml:space="preserve"> </w:t>
-      </w:r>
-      <w:r>
-        <w:t xml:space="preserve">and four of the seven are on its Pareto frontier:</w:t>
-      </w:r>
-      <w:r>
-        <w:t xml:space="preserve"> </w:t>
-      </w:r>
-      <w:r>
-        <w:rPr>
-          <w:b/>
-          <w:bCs/>
-        </w:rPr>
-        <w:t xml:space="preserve">L27, L32, L33, L29</w:t>
-      </w:r>
-      <w:r>
-        <w:t xml:space="preserve">. Three are dominated —</w:t>
-      </w:r>
-      <w:r>
-        <w:t xml:space="preserve"> </w:t>
-      </w:r>
-      <w:r>
-        <w:rPr>
-          <w:b/>
-          <w:bCs/>
-        </w:rPr>
-        <w:t xml:space="preserve">L34</w:t>
-      </w:r>
-      <w:r>
-        <w:t xml:space="preserve"> </w:t>
-      </w:r>
-      <w:r>
-        <w:t xml:space="preserve">(worse than L27 on both), and</w:t>
-      </w:r>
-      <w:r>
-        <w:t xml:space="preserve"> </w:t>
-      </w:r>
-      <w:r>
-        <w:rPr>
-          <w:b/>
-          <w:bCs/>
-        </w:rPr>
-        <w:t xml:space="preserve">L28 and L30</w:t>
-      </w:r>
-      <w:r>
-        <w:t xml:space="preserve"> </w:t>
-      </w:r>
-      <w:r>
-        <w:t xml:space="preserve">(both worse than L29 on both).</w:t>
+        <w:pStyle w:val="Heading2"/>
+      </w:pPr>
+      <w:r>
+        <w:t xml:space="preserve">4. L27 — pros and cons</w:t>
       </w:r>
     </w:p>
     <w:p>
       <w:pPr>
-        <w:pStyle w:val="BodyText"/>
-      </w:pPr>
-      <w:r>
-        <w:t xml:space="preserve">L27 and L32 are the two frontier points that are</w:t>
-      </w:r>
-      <w:r>
-        <w:t xml:space="preserve"> </w:t>
-      </w:r>
-      <w:r>
-        <w:rPr>
-          <w:i/>
-          <w:iCs/>
-        </w:rPr>
-        <w:t xml:space="preserve">balanced</w:t>
-      </w:r>
-      <w:r>
-        <w:t xml:space="preserve">; L29 buys the modern record at</w:t>
-      </w:r>
-      <w:r>
-        <w:t xml:space="preserve"> </w:t>
-      </w:r>
-      <w:r>
-        <w:t xml:space="preserve">1.45 σ of full period, and L33 sits in a flat stretch where the exchange rate is poor (§7).</w:t>
-      </w:r>
-    </w:p>
-    <w:bookmarkEnd w:id="10"/>
-    <w:bookmarkEnd w:id="11"/>
-    <w:bookmarkStart w:id="12" w:name="X36e21d9927c3fd57102c718dc7c0b3c323113f9"/>
-    <w:p>
-      <w:pPr>
-        <w:pStyle w:val="Heading2"/>
-      </w:pPr>
-      <w:r>
-        <w:t xml:space="preserve">3. Why the trade exists — it is an identity, not a tuning failure</w:t>
+        <w:pStyle w:val="FirstParagraph"/>
+      </w:pPr>
+      <w:r>
+        <w:rPr>
+          <w:b/>
+          <w:bCs/>
+        </w:rPr>
+        <w:t xml:space="preserve">Pros</w:t>
+      </w:r>
+      <w:r>
+        <w:t xml:space="preserve"> </w:t>
+      </w:r>
+      <w:r>
+        <w:t xml:space="preserve">- Best full-period Antarctic hindcast of any arm (0.70 σ).</w:t>
+      </w:r>
+      <w:r>
+        <w:t xml:space="preserve"> </w:t>
+      </w:r>
+      <w:r>
+        <w:t xml:space="preserve">- Near-exact in the reconstruction era (0.08 σ over 1920–49).</w:t>
+      </w:r>
+      <w:r>
+        <w:t xml:space="preserve"> </w:t>
+      </w:r>
+      <w:r>
+        <w:t xml:space="preserve">- The dynamics-record null it supports is a defensible published result: its worst dynamics misfit</w:t>
+      </w:r>
+      <w:r>
+        <w:t xml:space="preserve"> </w:t>
+      </w:r>
+      <w:r>
+        <w:t xml:space="preserve">(+48.1 Gt/yr, 2018–23) is</w:t>
+      </w:r>
+      <w:r>
+        <w:t xml:space="preserve"> </w:t>
+      </w:r>
+      <w:r>
+        <w:rPr>
+          <w:b/>
+          <w:bCs/>
+        </w:rPr>
+        <w:t xml:space="preserve">0.4 of IMBIE's own σ</w:t>
+      </w:r>
+      <w:r>
+        <w:t xml:space="preserve"> </w:t>
+      </w:r>
+      <w:r>
+        <w:t xml:space="preserve">(130 Gt/yr).</w:t>
       </w:r>
     </w:p>
     <w:p>
       <w:pPr>
-        <w:pStyle w:val="FirstParagraph"/>
-      </w:pPr>
-      <w:r>
-        <w:t xml:space="preserve">IMBIE's own partition is exact:</w:t>
+        <w:pStyle w:val="BodyText"/>
+      </w:pPr>
+      <w:r>
+        <w:rPr>
+          <w:b/>
+          <w:bCs/>
+        </w:rPr>
+        <w:t xml:space="preserve">Cons</w:t>
+      </w:r>
+      <w:r>
+        <w:t xml:space="preserve"> </w:t>
+      </w:r>
+      <w:r>
+        <w:t xml:space="preserve">- Worst satellite-era fit of the two (1.27 σ) with</w:t>
+      </w:r>
+      <w:r>
+        <w:t xml:space="preserve"> </w:t>
+      </w:r>
+      <w:r>
+        <w:rPr>
+          <w:b/>
+          <w:bCs/>
+        </w:rPr>
+        <w:t xml:space="preserve">3 % coverage</w:t>
+      </w:r>
+      <w:r>
+        <w:t xml:space="preserve"> </w:t>
+      </w:r>
+      <w:r>
+        <w:t xml:space="preserve">— it essentially misses the</w:t>
+      </w:r>
+      <w:r>
+        <w:t xml:space="preserve"> </w:t>
+      </w:r>
+      <w:r>
+        <w:t xml:space="preserve">modern record's uncertainty band.</w:t>
+      </w:r>
+      <w:r>
+        <w:t xml:space="preserve"> </w:t>
+      </w:r>
+      <w:r>
+        <w:t xml:space="preserve">- Rate z −2.42: the modern acceleration is under-reproduced.</w:t>
+      </w:r>
+      <w:r>
+        <w:t xml:space="preserve"> </w:t>
+      </w:r>
+      <w:r>
+        <w:t xml:space="preserve">- Its</w:t>
       </w:r>
       <w:r>
         <w:t xml:space="preserve"> </w:t>
@@ -1727,237 +1101,205 @@
         <w:rPr>
           <w:rStyle w:val="VerbatimChar"/>
         </w:rPr>
-        <w:t xml:space="preserve">net ≡ SMB + dynamics</w:t>
-      </w:r>
-      <w:r>
-        <w:t xml:space="preserve">. Ladrillo's SMB cannot produce the</w:t>
-      </w:r>
-      <w:r>
-        <w:t xml:space="preserve"> </w:t>
-      </w:r>
-      <w:r>
-        <w:rPr>
-          <w:b/>
-          <w:bCs/>
-        </w:rPr>
-        <w:t xml:space="preserve">+141 Gt/yr</w:t>
-      </w:r>
-      <w:r>
-        <w:t xml:space="preserve"> </w:t>
-      </w:r>
-      <w:r>
-        <w:t xml:space="preserve">East-Antarctic snowfall anomaly IMBIE reports for 2018–23 (the module's window</w:t>
-      </w:r>
-      <w:r>
-        <w:t xml:space="preserve"> </w:t>
-      </w:r>
-      <w:r>
-        <w:t xml:space="preserve">anomalies span −20…+27 Gt/yr). With the SMB misfit pinned,</w:t>
-      </w:r>
-      <w:r>
-        <w:t xml:space="preserve"> </w:t>
-      </w:r>
-      <w:r>
-        <w:rPr>
-          <w:b/>
-          <w:bCs/>
-        </w:rPr>
-        <w:t xml:space="preserve">every Gt/yr gained on the net mass</w:t>
-      </w:r>
-      <w:r>
-        <w:rPr>
-          <w:b/>
-          <w:bCs/>
-        </w:rPr>
-        <w:t xml:space="preserve"> </w:t>
-      </w:r>
-      <w:r>
-        <w:rPr>
-          <w:b/>
-          <w:bCs/>
-        </w:rPr>
-        <w:t xml:space="preserve">balance transfers one-for-one into the dynamics error.</w:t>
+        <w:t xml:space="preserve">sd_ais</w:t>
+      </w:r>
+      <w:r>
+        <w:t xml:space="preserve"> </w:t>
+      </w:r>
+      <w:r>
+        <w:t xml:space="preserve">(0.02162 cm) sits a factor</w:t>
+      </w:r>
+      <w:r>
+        <w:t xml:space="preserve"> </w:t>
+      </w:r>
+      <w:r>
+        <w:rPr>
+          <w:b/>
+          <w:bCs/>
+        </w:rPr>
+        <w:t xml:space="preserve">1.51 below</w:t>
+      </w:r>
+      <w:r>
+        <w:t xml:space="preserve"> </w:t>
+      </w:r>
+      <w:r>
+        <w:t xml:space="preserve">the SMB-derived floor, i.e. the likelihood</w:t>
+      </w:r>
+      <w:r>
+        <w:t xml:space="preserve"> </w:t>
+      </w:r>
+      <w:r>
+        <w:t xml:space="preserve">chose an interannual noise level the observational record excludes.</w:t>
+      </w:r>
+      <w:r>
+        <w:t xml:space="preserve"> </w:t>
+      </w:r>
+      <w:r>
+        <w:t xml:space="preserve">- Sits on the net/dynamics constraint line; cannot improve one channel without paying the other.</w:t>
+      </w:r>
+    </w:p>
+    <w:bookmarkEnd w:id="12"/>
+    <w:bookmarkStart w:id="13" w:name="l32-pros-and-cons"/>
+    <w:p>
+      <w:pPr>
+        <w:pStyle w:val="Heading2"/>
+      </w:pPr>
+      <w:r>
+        <w:t xml:space="preserve">5. L32 — pros and cons</w:t>
       </w:r>
     </w:p>
     <w:p>
       <w:pPr>
-        <w:pStyle w:val="BodyText"/>
-      </w:pPr>
-      <w:r>
-        <w:t xml:space="preserve">L27, L28 and L30 are three points on that single constraint line.</w:t>
-      </w:r>
-      <w:r>
-        <w:t xml:space="preserve"> </w:t>
-      </w:r>
-      <w:r>
-        <w:rPr>
-          <w:b/>
-          <w:bCs/>
-        </w:rPr>
-        <w:t xml:space="preserve">L32 is the first arm off it</w:t>
-      </w:r>
-      <w:r>
-        <w:t xml:space="preserve">,</w:t>
-      </w:r>
-      <w:r>
-        <w:t xml:space="preserve"> </w:t>
-      </w:r>
-      <w:r>
-        <w:t xml:space="preserve">by 38.9 Gt/yr — bought by flooring</w:t>
-      </w:r>
-      <w:r>
-        <w:t xml:space="preserve"> </w:t>
-      </w:r>
-      <w:r>
-        <w:rPr>
-          <w:rStyle w:val="VerbatimChar"/>
-        </w:rPr>
-        <w:t xml:space="preserve">sd_ais</w:t>
-      </w:r>
-      <w:r>
-        <w:t xml:space="preserve"> </w:t>
-      </w:r>
-      <w:r>
-        <w:t xml:space="preserve">at the observed SMB interannual variability</w:t>
-      </w:r>
-      <w:r>
-        <w:t xml:space="preserve"> </w:t>
-      </w:r>
-      <w:r>
-        <w:t xml:space="preserve">(116.5 Gt/yr year-on-year, stable across four decades, R² 4.3 % on GMST ⇒ weather, not forced).</w:t>
-      </w:r>
-    </w:p>
-    <w:bookmarkEnd w:id="12"/>
-    <w:bookmarkStart w:id="13" w:name="l27-pros-and-cons"/>
-    <w:p>
-      <w:pPr>
-        <w:pStyle w:val="Heading2"/>
-      </w:pPr>
-      <w:r>
-        <w:t xml:space="preserve">4. L27 — pros and cons</w:t>
+        <w:pStyle w:val="FirstParagraph"/>
+      </w:pPr>
+      <w:r>
+        <w:rPr>
+          <w:b/>
+          <w:bCs/>
+        </w:rPr>
+        <w:t xml:space="preserve">Pros</w:t>
+      </w:r>
+      <w:r>
+        <w:t xml:space="preserve"> </w:t>
+      </w:r>
+      <w:r>
+        <w:t xml:space="preserve">- Best modern record of any arm on level, rate, coverage and dynamics simultaneously.</w:t>
+      </w:r>
+      <w:r>
+        <w:t xml:space="preserve"> </w:t>
+      </w:r>
+      <w:r>
+        <w:t xml:space="preserve">- Beats L27 against BRICK 2.0 at every autocorrelation bound.</w:t>
+      </w:r>
+      <w:r>
+        <w:t xml:space="preserve"> </w:t>
+      </w:r>
+      <w:r>
+        <w:t xml:space="preserve">- Better TOTAL SLR hindcast (0.22 vs 0.26 σ).</w:t>
+      </w:r>
+      <w:r>
+        <w:t xml:space="preserve"> </w:t>
+      </w:r>
+      <w:r>
+        <w:t xml:space="preserve">- Noise specification is consistent with the observed SMB variability rather than free.</w:t>
+      </w:r>
+      <w:r>
+        <w:t xml:space="preserve"> </w:t>
+      </w:r>
+      <w:r>
+        <w:t xml:space="preserve">- Robust to the floor's value: a 34 % cut (L33) keeps the dynamics gain (−126.2).</w:t>
       </w:r>
     </w:p>
     <w:p>
       <w:pPr>
-        <w:pStyle w:val="FirstParagraph"/>
-      </w:pPr>
-      <w:r>
-        <w:rPr>
-          <w:b/>
-          <w:bCs/>
-        </w:rPr>
-        <w:t xml:space="preserve">Pros</w:t>
-      </w:r>
-      <w:r>
-        <w:t xml:space="preserve"> </w:t>
-      </w:r>
-      <w:r>
-        <w:t xml:space="preserve">- Best full-period Antarctic hindcast of any arm (0.70 σ).</w:t>
-      </w:r>
-      <w:r>
-        <w:t xml:space="preserve"> </w:t>
-      </w:r>
-      <w:r>
-        <w:t xml:space="preserve">- Near-exact in the reconstruction era (0.08 σ over 1920–49).</w:t>
-      </w:r>
-      <w:r>
-        <w:t xml:space="preserve"> </w:t>
-      </w:r>
-      <w:r>
-        <w:t xml:space="preserve">-</w:t>
-      </w:r>
-      <w:r>
-        <w:t xml:space="preserve"> </w:t>
-      </w:r>
-      <w:r>
-        <w:rPr>
-          <w:b/>
-          <w:bCs/>
-        </w:rPr>
-        <w:t xml:space="preserve">Shipped</w:t>
-      </w:r>
-      <w:r>
-        <w:t xml:space="preserve">: 7/7 van Vuuren runs, 14/14 paper figures, and the GMD draft's posterior.</w:t>
-      </w:r>
-      <w:r>
-        <w:t xml:space="preserve"> </w:t>
-      </w:r>
-      <w:r>
-        <w:t xml:space="preserve">- The dynamics-record null it supports is a defensible published result: its worst dynamics misfit</w:t>
-      </w:r>
-      <w:r>
-        <w:t xml:space="preserve"> </w:t>
-      </w:r>
-      <w:r>
-        <w:t xml:space="preserve">(+48.1 Gt/yr, 2018–23) is</w:t>
-      </w:r>
-      <w:r>
-        <w:t xml:space="preserve"> </w:t>
-      </w:r>
-      <w:r>
-        <w:rPr>
-          <w:b/>
-          <w:bCs/>
-        </w:rPr>
-        <w:t xml:space="preserve">0.4 of IMBIE's own σ</w:t>
-      </w:r>
-      <w:r>
-        <w:t xml:space="preserve"> </w:t>
-      </w:r>
-      <w:r>
-        <w:t xml:space="preserve">(130 Gt/yr).</w:t>
+        <w:pStyle w:val="BodyText"/>
+      </w:pPr>
+      <w:r>
+        <w:rPr>
+          <w:b/>
+          <w:bCs/>
+        </w:rPr>
+        <w:t xml:space="preserve">Cons</w:t>
+      </w:r>
+      <w:r>
+        <w:t xml:space="preserve"> </w:t>
+      </w:r>
+      <w:r>
+        <w:t xml:space="preserve">- Loses the full period (0.88 vs 0.70 σ) and badly loses 1920–49 (1.07 vs 0.08 σ).</w:t>
+      </w:r>
+      <w:r>
+        <w:t xml:space="preserve"> </w:t>
+      </w:r>
+      <w:r>
+        <w:t xml:space="preserve">- Its advantage is partly in-sample: it is fitted to the record it is scored best on (§6).</w:t>
+      </w:r>
+    </w:p>
+    <w:bookmarkEnd w:id="13"/>
+    <w:bookmarkStart w:id="14" w:name="what-the-evidence-cannot-settle"/>
+    <w:p>
+      <w:pPr>
+        <w:pStyle w:val="Heading2"/>
+      </w:pPr>
+      <w:r>
+        <w:t xml:space="preserve">6. What the evidence CANNOT settle</w:t>
       </w:r>
     </w:p>
     <w:p>
       <w:pPr>
-        <w:pStyle w:val="BodyText"/>
-      </w:pPr>
-      <w:r>
-        <w:rPr>
-          <w:b/>
-          <w:bCs/>
-        </w:rPr>
-        <w:t xml:space="preserve">Cons</w:t>
-      </w:r>
-      <w:r>
-        <w:t xml:space="preserve"> </w:t>
-      </w:r>
-      <w:r>
-        <w:t xml:space="preserve">- Worst satellite-era fit of the two (1.27 σ) with</w:t>
-      </w:r>
-      <w:r>
-        <w:t xml:space="preserve"> </w:t>
-      </w:r>
-      <w:r>
-        <w:rPr>
-          <w:b/>
-          <w:bCs/>
-        </w:rPr>
-        <w:t xml:space="preserve">3 % coverage</w:t>
-      </w:r>
-      <w:r>
-        <w:t xml:space="preserve"> </w:t>
-      </w:r>
-      <w:r>
-        <w:t xml:space="preserve">— it essentially misses the</w:t>
-      </w:r>
-      <w:r>
-        <w:t xml:space="preserve"> </w:t>
-      </w:r>
-      <w:r>
-        <w:t xml:space="preserve">modern record's uncertainty band.</w:t>
-      </w:r>
-      <w:r>
-        <w:t xml:space="preserve"> </w:t>
-      </w:r>
-      <w:r>
-        <w:t xml:space="preserve">- Rate z −2.42: the modern acceleration is under-reproduced.</w:t>
-      </w:r>
-      <w:r>
-        <w:t xml:space="preserve"> </w:t>
-      </w:r>
-      <w:r>
-        <w:t xml:space="preserve">- Its</w:t>
+        <w:pStyle w:val="FirstParagraph"/>
+      </w:pPr>
+      <w:r>
+        <w:rPr>
+          <w:b/>
+          <w:bCs/>
+        </w:rPr>
+        <w:t xml:space="preserve">(a) The information criteria cannot adjudicate this pair.</w:t>
+      </w:r>
+      <w:r>
+        <w:t xml:space="preserve"> </w:t>
+      </w:r>
+      <w:r>
+        <w:t xml:space="preserve">Three independent reasons:</w:t>
+      </w:r>
+      <w:r>
+        <w:t xml:space="preserve"> </w:t>
+      </w:r>
+      <w:r>
+        <w:t xml:space="preserve">1. The two arms have</w:t>
+      </w:r>
+      <w:r>
+        <w:t xml:space="preserve"> </w:t>
+      </w:r>
+      <w:r>
+        <w:rPr>
+          <w:b/>
+          <w:bCs/>
+        </w:rPr>
+        <w:t xml:space="preserve">identical k</w:t>
+      </w:r>
+      <w:r>
+        <w:t xml:space="preserve"> </w:t>
+      </w:r>
+      <w:r>
+        <w:t xml:space="preserve">(50 free / 42 physical) ⇒ ΔAIC = ΔBIC = −2ΔlnL exactly.</w:t>
+      </w:r>
+      <w:r>
+        <w:t xml:space="preserve"> </w:t>
+      </w:r>
+      <w:r>
+        <w:t xml:space="preserve">2. The only common target available</w:t>
+      </w:r>
+      <w:r>
+        <w:t xml:space="preserve"> </w:t>
+      </w:r>
+      <w:r>
+        <w:rPr>
+          <w:b/>
+          <w:bCs/>
+        </w:rPr>
+        <w:t xml:space="preserve">is L32's own training data.</w:t>
+      </w:r>
+      <w:r>
+        <w:t xml:space="preserve"> </w:t>
+      </w:r>
+      <w:r>
+        <w:t xml:space="preserve">3. The IC</w:t>
+      </w:r>
+      <w:r>
+        <w:t xml:space="preserve"> </w:t>
+      </w:r>
+      <w:r>
+        <w:rPr>
+          <w:b/>
+          <w:bCs/>
+        </w:rPr>
+        <w:t xml:space="preserve">profiles</w:t>
+      </w:r>
+      <w:r>
+        <w:t xml:space="preserve"> </w:t>
+      </w:r>
+      <w:r>
+        <w:t xml:space="preserve">σ and ρ per draw, so L32's bounded</w:t>
       </w:r>
       <w:r>
         <w:t xml:space="preserve"> </w:t>
@@ -1972,93 +1314,119 @@
         <w:t xml:space="preserve"> </w:t>
       </w:r>
       <w:r>
-        <w:t xml:space="preserve">(0.02162 cm) sits a factor</w:t>
-      </w:r>
-      <w:r>
-        <w:t xml:space="preserve"> </w:t>
-      </w:r>
-      <w:r>
-        <w:rPr>
-          <w:b/>
-          <w:bCs/>
-        </w:rPr>
-        <w:t xml:space="preserve">1.51 below</w:t>
-      </w:r>
-      <w:r>
-        <w:t xml:space="preserve"> </w:t>
-      </w:r>
-      <w:r>
-        <w:t xml:space="preserve">the SMB-derived floor, i.e. the likelihood</w:t>
-      </w:r>
-      <w:r>
-        <w:t xml:space="preserve"> </w:t>
-      </w:r>
-      <w:r>
-        <w:t xml:space="preserve">chose an interannual noise level the observational record excludes.</w:t>
-      </w:r>
-      <w:r>
-        <w:t xml:space="preserve"> </w:t>
-      </w:r>
-      <w:r>
-        <w:t xml:space="preserve">- Sits on the net/dynamics constraint line; cannot improve one channel without paying the other.</w:t>
-      </w:r>
-    </w:p>
-    <w:bookmarkEnd w:id="13"/>
-    <w:bookmarkStart w:id="14" w:name="l32-pros-and-cons"/>
-    <w:p>
-      <w:pPr>
-        <w:pStyle w:val="Heading2"/>
-      </w:pPr>
-      <w:r>
-        <w:t xml:space="preserve">5. L32 — pros and cons</w:t>
+        <w:t xml:space="preserve">— the key intervention —</w:t>
+      </w:r>
+      <w:r>
+        <w:t xml:space="preserve"> </w:t>
+      </w:r>
+      <w:r>
+        <w:t xml:space="preserve">never enters the comparison.</w:t>
       </w:r>
     </w:p>
     <w:p>
       <w:pPr>
-        <w:pStyle w:val="FirstParagraph"/>
-      </w:pPr>
-      <w:r>
-        <w:rPr>
-          <w:b/>
-          <w:bCs/>
-        </w:rPr>
-        <w:t xml:space="preserve">Pros</w:t>
-      </w:r>
-      <w:r>
-        <w:t xml:space="preserve"> </w:t>
-      </w:r>
-      <w:r>
-        <w:t xml:space="preserve">- Best modern record of any arm on level, rate, coverage and dynamics simultaneously.</w:t>
-      </w:r>
-      <w:r>
-        <w:t xml:space="preserve"> </w:t>
-      </w:r>
-      <w:r>
-        <w:t xml:space="preserve">- Only arm to escape the net/dynamics identity trade-off.</w:t>
-      </w:r>
-      <w:r>
-        <w:t xml:space="preserve"> </w:t>
-      </w:r>
-      <w:r>
-        <w:t xml:space="preserve">- Beats L27 against BRICK 2.0 at every autocorrelation bound.</w:t>
-      </w:r>
-      <w:r>
-        <w:t xml:space="preserve"> </w:t>
-      </w:r>
-      <w:r>
-        <w:t xml:space="preserve">- Better TOTAL SLR hindcast (0.22 vs 0.26 σ).</w:t>
-      </w:r>
-      <w:r>
-        <w:t xml:space="preserve"> </w:t>
-      </w:r>
-      <w:r>
-        <w:t xml:space="preserve">- Noise specification is consistent with the observed SMB variability rather than free.</w:t>
-      </w:r>
-      <w:r>
-        <w:t xml:space="preserve"> </w:t>
-      </w:r>
-      <w:r>
-        <w:t xml:space="preserve">- Robust to the floor's value: a 34 % cut (L33) keeps the dynamics gain (−126.2).</w:t>
+        <w:pStyle w:val="BodyText"/>
+      </w:pPr>
+      <w:r>
+        <w:rPr>
+          <w:b/>
+          <w:bCs/>
+        </w:rPr>
+        <w:t xml:space="preserve">(b) A held-out test cannot be built from either candidate.</w:t>
+      </w:r>
+      <w:r>
+        <w:t xml:space="preserve"> </w:t>
+      </w:r>
+      <w:r>
+        <w:t xml:space="preserve">- IMBIE's regional breakdown is an</w:t>
+      </w:r>
+      <w:r>
+        <w:t xml:space="preserve"> </w:t>
+      </w:r>
+      <w:r>
+        <w:rPr>
+          <w:b/>
+          <w:bCs/>
+        </w:rPr>
+        <w:t xml:space="preserve">exact partition</w:t>
+      </w:r>
+      <w:r>
+        <w:t xml:space="preserve"> </w:t>
+      </w:r>
+      <w:r>
+        <w:t xml:space="preserve">of the continental record</w:t>
+      </w:r>
+      <w:r>
+        <w:t xml:space="preserve"> </w:t>
+      </w:r>
+      <w:r>
+        <w:t xml:space="preserve">(West + East + Peninsula − continental = 0.00 Gt at every year), and the continental sum is</w:t>
+      </w:r>
+      <w:r>
+        <w:t xml:space="preserve"> </w:t>
+      </w:r>
+      <w:r>
+        <w:t xml:space="preserve">L32's training data. DAIS also has no regional degree of freedom.</w:t>
+      </w:r>
+      <w:r>
+        <w:t xml:space="preserve"> </w:t>
+      </w:r>
+      <w:r>
+        <w:t xml:space="preserve">-</w:t>
+      </w:r>
+      <w:r>
+        <w:t xml:space="preserve"> </w:t>
+      </w:r>
+      <w:r>
+        <w:rPr>
+          <w:b/>
+          <w:bCs/>
+        </w:rPr>
+        <w:t xml:space="preserve">GRACE is spliced into the fitted target of both arms</w:t>
+      </w:r>
+      <w:r>
+        <w:t xml:space="preserve"> </w:t>
+      </w:r>
+      <w:r>
+        <w:t xml:space="preserve">(L27: 8 years, 2019–26; L32: 3 years,</w:t>
+      </w:r>
+      <w:r>
+        <w:t xml:space="preserve"> </w:t>
+      </w:r>
+      <w:r>
+        <w:t xml:space="preserve">2024–26). Over 2002–2018 the contamination runs the</w:t>
+      </w:r>
+      <w:r>
+        <w:t xml:space="preserve"> </w:t>
+      </w:r>
+      <w:r>
+        <w:rPr>
+          <w:i/>
+          <w:iCs/>
+        </w:rPr>
+        <w:t xml:space="preserve">other</w:t>
+      </w:r>
+      <w:r>
+        <w:t xml:space="preserve"> </w:t>
+      </w:r>
+      <w:r>
+        <w:t xml:space="preserve">way — Frederikse for L27, IMBIE for</w:t>
+      </w:r>
+      <w:r>
+        <w:t xml:space="preserve"> </w:t>
+      </w:r>
+      <w:r>
+        <w:t xml:space="preserve">L32, and IMBIE reconciles gravimetry ⇒</w:t>
+      </w:r>
+      <w:r>
+        <w:t xml:space="preserve"> </w:t>
+      </w:r>
+      <w:r>
+        <w:rPr>
+          <w:b/>
+          <w:bCs/>
+        </w:rPr>
+        <w:t xml:space="preserve">a GRACE score is biased toward L32.</w:t>
       </w:r>
     </w:p>
     <w:p>
@@ -2066,58 +1434,41 @@
         <w:pStyle w:val="BodyText"/>
       </w:pPr>
       <w:r>
-        <w:rPr>
-          <w:b/>
-          <w:bCs/>
-        </w:rPr>
-        <w:t xml:space="preserve">Cons</w:t>
-      </w:r>
-      <w:r>
-        <w:t xml:space="preserve"> </w:t>
-      </w:r>
-      <w:r>
-        <w:t xml:space="preserve">- Loses the full period (0.88 vs 0.70 σ) and badly loses 1920–49 (1.07 vs 0.08 σ).</w:t>
-      </w:r>
-      <w:r>
-        <w:t xml:space="preserve"> </w:t>
-      </w:r>
-      <w:r>
-        <w:t xml:space="preserve">-</w:t>
-      </w:r>
-      <w:r>
-        <w:t xml:space="preserve"> </w:t>
-      </w:r>
-      <w:r>
-        <w:rPr>
-          <w:b/>
-          <w:bCs/>
-        </w:rPr>
-        <w:t xml:space="preserve">Zero deliverables</w:t>
-      </w:r>
-      <w:r>
-        <w:t xml:space="preserve">: 0/7 van Vuuren runs, 0/14 figures. Adopting it re-runs the paper's figure set.</w:t>
-      </w:r>
-      <w:r>
-        <w:t xml:space="preserve"> </w:t>
-      </w:r>
-      <w:r>
-        <w:t xml:space="preserve">- Changes the paper's Antarctic basis and costs the IMBIE-null framing currently drafted.</w:t>
-      </w:r>
-      <w:r>
-        <w:t xml:space="preserve"> </w:t>
-      </w:r>
-      <w:r>
-        <w:t xml:space="preserve">- Its advantage is partly in-sample: it is fitted to the record it is scored best on (§6).</w:t>
+        <w:t xml:space="preserve">⇒</w:t>
+      </w:r>
+      <w:r>
+        <w:t xml:space="preserve"> </w:t>
+      </w:r>
+      <w:r>
+        <w:rPr>
+          <w:b/>
+          <w:bCs/>
+        </w:rPr>
+        <w:t xml:space="preserve">There is no scorer that settles this. It is a judgement about what the Antarctic module is for:</w:t>
+      </w:r>
+      <w:r>
+        <w:rPr>
+          <w:b/>
+          <w:bCs/>
+        </w:rPr>
+        <w:t xml:space="preserve"> </w:t>
+      </w:r>
+      <w:r>
+        <w:rPr>
+          <w:b/>
+          <w:bCs/>
+        </w:rPr>
+        <w:t xml:space="preserve">hindcasting the reconstruction era, or tracking the modern record.</w:t>
       </w:r>
     </w:p>
     <w:bookmarkEnd w:id="14"/>
-    <w:bookmarkStart w:id="15" w:name="X933b27157e4401a770519b17f70d0179436e655"/>
+    <w:bookmarkStart w:id="15" w:name="closed-and-open"/>
     <w:p>
       <w:pPr>
         <w:pStyle w:val="Heading2"/>
       </w:pPr>
       <w:r>
-        <w:t xml:space="preserve">6. ⚠ What the evidence CANNOT settle — the part worth Tony's judgement</w:t>
+        <w:t xml:space="preserve">7. Closed, and open</w:t>
       </w:r>
     </w:p>
     <w:p>
@@ -2129,94 +1480,53 @@
           <w:b/>
           <w:bCs/>
         </w:rPr>
-        <w:t xml:space="preserve">(a) The information criteria cannot adjudicate this pair.</w:t>
-      </w:r>
-      <w:r>
-        <w:t xml:space="preserve"> </w:t>
-      </w:r>
-      <w:r>
-        <w:t xml:space="preserve">Three independent reasons:</w:t>
-      </w:r>
-      <w:r>
-        <w:t xml:space="preserve"> </w:t>
-      </w:r>
-      <w:r>
-        <w:t xml:space="preserve">1. The two arms have</w:t>
-      </w:r>
-      <w:r>
-        <w:t xml:space="preserve"> </w:t>
-      </w:r>
-      <w:r>
-        <w:rPr>
-          <w:b/>
-          <w:bCs/>
-        </w:rPr>
-        <w:t xml:space="preserve">identical k</w:t>
-      </w:r>
-      <w:r>
-        <w:t xml:space="preserve"> </w:t>
-      </w:r>
-      <w:r>
-        <w:t xml:space="preserve">(50 free / 42 physical) ⇒ ΔAIC = ΔBIC = −2ΔlnL exactly.</w:t>
-      </w:r>
-      <w:r>
-        <w:t xml:space="preserve"> </w:t>
-      </w:r>
-      <w:r>
-        <w:t xml:space="preserve">2. The only common target available</w:t>
-      </w:r>
-      <w:r>
-        <w:t xml:space="preserve"> </w:t>
-      </w:r>
-      <w:r>
-        <w:rPr>
-          <w:b/>
-          <w:bCs/>
-        </w:rPr>
-        <w:t xml:space="preserve">is L32's own training data.</w:t>
-      </w:r>
-      <w:r>
-        <w:t xml:space="preserve"> </w:t>
-      </w:r>
-      <w:r>
-        <w:t xml:space="preserve">3. The IC</w:t>
-      </w:r>
-      <w:r>
-        <w:t xml:space="preserve"> </w:t>
-      </w:r>
-      <w:r>
-        <w:rPr>
-          <w:b/>
-          <w:bCs/>
-        </w:rPr>
-        <w:t xml:space="preserve">profiles</w:t>
-      </w:r>
-      <w:r>
-        <w:t xml:space="preserve"> </w:t>
-      </w:r>
-      <w:r>
-        <w:t xml:space="preserve">σ and ρ per draw, so L32's bounded</w:t>
-      </w:r>
-      <w:r>
-        <w:t xml:space="preserve"> </w:t>
-      </w:r>
-      <w:r>
-        <w:rPr>
-          <w:rStyle w:val="VerbatimChar"/>
-        </w:rPr>
-        <w:t xml:space="preserve">sd_ais</w:t>
-      </w:r>
-      <w:r>
-        <w:t xml:space="preserve"> </w:t>
-      </w:r>
-      <w:r>
-        <w:t xml:space="preserve">— the whole intervention —</w:t>
-      </w:r>
-      <w:r>
-        <w:t xml:space="preserve"> </w:t>
-      </w:r>
-      <w:r>
-        <w:t xml:space="preserve">never enters the comparison.</w:t>
+        <w:t xml:space="preserve">Closed — every structural degree of freedom tried on DAIS is dead:</w:t>
+      </w:r>
+      <w:r>
+        <w:t xml:space="preserve"> </w:t>
+      </w:r>
+      <w:r>
+        <w:t xml:space="preserve">a discharge ramp (L30, the</w:t>
+      </w:r>
+      <w:r>
+        <w:t xml:space="preserve"> </w:t>
+      </w:r>
+      <w:r>
+        <w:t xml:space="preserve">likelihood declined it and a power test confirms the objective is not blind — 95.7 % recovery of a</w:t>
+      </w:r>
+      <w:r>
+        <w:t xml:space="preserve"> </w:t>
+      </w:r>
+      <w:r>
+        <w:t xml:space="preserve">synthetic ramp), a free exponent on the ocean-temperature ratio (inert; needs n≈20 against IMBIE's</w:t>
+      </w:r>
+      <w:r>
+        <w:t xml:space="preserve"> </w:t>
+      </w:r>
+      <w:r>
+        <w:t xml:space="preserve">2.02×), a ρ cap (L29, indistinguishable from L28 on every channel), and a dynamics likelihood</w:t>
+      </w:r>
+      <w:r>
+        <w:t xml:space="preserve"> </w:t>
+      </w:r>
+      <w:r>
+        <w:t xml:space="preserve">channel (a 3.6–16×</w:t>
+      </w:r>
+      <w:r>
+        <w:t xml:space="preserve"> </w:t>
+      </w:r>
+      <w:r>
+        <w:rPr>
+          <w:i/>
+          <w:iCs/>
+        </w:rPr>
+        <w:t xml:space="preserve">weaker</w:t>
+      </w:r>
+      <w:r>
+        <w:t xml:space="preserve"> </w:t>
+      </w:r>
+      <w:r>
+        <w:t xml:space="preserve">copy of the level channel's pull, not a corrective).</w:t>
       </w:r>
     </w:p>
     <w:p>
@@ -2228,113 +1538,111 @@
           <w:b/>
           <w:bCs/>
         </w:rPr>
-        <w:t xml:space="preserve">(b) A held-out test cannot be built from either candidate.</w:t>
-      </w:r>
-      <w:r>
-        <w:t xml:space="preserve"> </w:t>
-      </w:r>
-      <w:r>
-        <w:t xml:space="preserve">- IMBIE's regional breakdown is an</w:t>
-      </w:r>
-      <w:r>
-        <w:t xml:space="preserve"> </w:t>
-      </w:r>
-      <w:r>
-        <w:rPr>
-          <w:b/>
-          <w:bCs/>
-        </w:rPr>
-        <w:t xml:space="preserve">exact partition</w:t>
-      </w:r>
-      <w:r>
-        <w:t xml:space="preserve"> </w:t>
-      </w:r>
-      <w:r>
-        <w:t xml:space="preserve">of the continental record</w:t>
-      </w:r>
-      <w:r>
-        <w:t xml:space="preserve"> </w:t>
-      </w:r>
-      <w:r>
-        <w:t xml:space="preserve">(West + East + Peninsula − continental = 0.00 Gt at every year), and the continental sum is</w:t>
-      </w:r>
-      <w:r>
-        <w:t xml:space="preserve"> </w:t>
-      </w:r>
-      <w:r>
-        <w:t xml:space="preserve">L32's training data. DAIS also has no regional degree of freedom.</w:t>
-      </w:r>
-      <w:r>
-        <w:t xml:space="preserve"> </w:t>
-      </w:r>
-      <w:r>
-        <w:t xml:space="preserve">-</w:t>
-      </w:r>
-      <w:r>
-        <w:t xml:space="preserve"> </w:t>
-      </w:r>
-      <w:r>
-        <w:rPr>
-          <w:b/>
-          <w:bCs/>
-        </w:rPr>
-        <w:t xml:space="preserve">GRACE is spliced into the fitted target of both arms</w:t>
-      </w:r>
-      <w:r>
-        <w:t xml:space="preserve"> </w:t>
-      </w:r>
-      <w:r>
-        <w:t xml:space="preserve">(L27: 8 years, 2019–26; L32: 3 years,</w:t>
-      </w:r>
-      <w:r>
-        <w:t xml:space="preserve"> </w:t>
-      </w:r>
-      <w:r>
-        <w:t xml:space="preserve">2024–26). Over 2002–2018 the contamination runs the</w:t>
-      </w:r>
-      <w:r>
-        <w:t xml:space="preserve"> </w:t>
-      </w:r>
-      <w:r>
-        <w:rPr>
-          <w:i/>
-          <w:iCs/>
-        </w:rPr>
-        <w:t xml:space="preserve">other</w:t>
-      </w:r>
-      <w:r>
-        <w:t xml:space="preserve"> </w:t>
-      </w:r>
-      <w:r>
-        <w:t xml:space="preserve">way — Frederikse for L27, IMBIE for</w:t>
-      </w:r>
-      <w:r>
-        <w:t xml:space="preserve"> </w:t>
-      </w:r>
-      <w:r>
-        <w:t xml:space="preserve">L32, and IMBIE reconciles gravimetry ⇒</w:t>
-      </w:r>
-      <w:r>
-        <w:t xml:space="preserve"> </w:t>
-      </w:r>
-      <w:r>
-        <w:rPr>
-          <w:b/>
-          <w:bCs/>
-        </w:rPr>
-        <w:t xml:space="preserve">a GRACE score is biased toward L32.</w:t>
-      </w:r>
-      <w:r>
-        <w:t xml:space="preserve"> </w:t>
-      </w:r>
-      <w:r>
-        <w:t xml:space="preserve">It is a one-sided</w:t>
-      </w:r>
-      <w:r>
-        <w:t xml:space="preserve"> </w:t>
-      </w:r>
-      <w:r>
-        <w:t xml:space="preserve">test: an L27 win would be informative, an L32 win would not.</w:t>
+        <w:t xml:space="preserve">Closed today — the noise fix alone does not work.</w:t>
+      </w:r>
+      <w:r>
+        <w:t xml:space="preserve"> </w:t>
+      </w:r>
+      <w:r>
+        <w:t xml:space="preserve">L34 = L27's target + the SMB floor, run</w:t>
+      </w:r>
+      <w:r>
+        <w:t xml:space="preserve"> </w:t>
+      </w:r>
+      <w:r>
+        <w:t xml:space="preserve">2026-09-24: full-period AIS</w:t>
+      </w:r>
+      <w:r>
+        <w:t xml:space="preserve"> </w:t>
+      </w:r>
+      <w:r>
+        <w:rPr>
+          <w:b/>
+          <w:bCs/>
+        </w:rPr>
+        <w:t xml:space="preserve">0.73 σ</w:t>
+      </w:r>
+      <w:r>
+        <w:t xml:space="preserve"> </w:t>
+      </w:r>
+      <w:r>
+        <w:t xml:space="preserve">(vs L27 0.70), satellite era</w:t>
+      </w:r>
+      <w:r>
+        <w:t xml:space="preserve"> </w:t>
+      </w:r>
+      <w:r>
+        <w:rPr>
+          <w:b/>
+          <w:bCs/>
+        </w:rPr>
+        <w:t xml:space="preserve">1.32</w:t>
+      </w:r>
+      <w:r>
+        <w:t xml:space="preserve"> </w:t>
+      </w:r>
+      <w:r>
+        <w:t xml:space="preserve">(vs 1.27), dynamics</w:t>
+      </w:r>
+      <w:r>
+        <w:t xml:space="preserve"> </w:t>
+      </w:r>
+      <w:r>
+        <w:t xml:space="preserve">anomaly</w:t>
+      </w:r>
+      <w:r>
+        <w:t xml:space="preserve"> </w:t>
+      </w:r>
+      <w:r>
+        <w:rPr>
+          <w:b/>
+          <w:bCs/>
+        </w:rPr>
+        <w:t xml:space="preserve">−117.2 ± 1.6</w:t>
+      </w:r>
+      <w:r>
+        <w:t xml:space="preserve"> </w:t>
+      </w:r>
+      <w:r>
+        <w:t xml:space="preserve">against L27's −116.2 ± 1.5 — indistinguishable. The floor is</w:t>
+      </w:r>
+      <w:r>
+        <w:t xml:space="preserve"> </w:t>
+      </w:r>
+      <w:r>
+        <w:rPr>
+          <w:b/>
+          <w:bCs/>
+        </w:rPr>
+        <w:t xml:space="preserve">target-dependent</w:t>
+      </w:r>
+      <w:r>
+        <w:t xml:space="preserve">: it moves the dynamics anomaly by ~1 Gt/yr on Frederikse and by ~62 Gt/yr on</w:t>
+      </w:r>
+      <w:r>
+        <w:t xml:space="preserve"> </w:t>
+      </w:r>
+      <w:r>
+        <w:t xml:space="preserve">IMBIE.</w:t>
+      </w:r>
+      <w:r>
+        <w:t xml:space="preserve"> </w:t>
+      </w:r>
+      <w:r>
+        <w:rPr>
+          <w:b/>
+          <w:bCs/>
+        </w:rPr>
+        <w:t xml:space="preserve">L32's gains come from the target, not the noise specification</w:t>
+      </w:r>
+      <w:r>
+        <w:t xml:space="preserve">, and the champion cannot</w:t>
+      </w:r>
+      <w:r>
+        <w:t xml:space="preserve"> </w:t>
+      </w:r>
+      <w:r>
+        <w:t xml:space="preserve">be improved without the target swap.</w:t>
       </w:r>
     </w:p>
     <w:p>
@@ -2342,388 +1650,114 @@
         <w:pStyle w:val="BodyText"/>
       </w:pPr>
       <w:r>
-        <w:t xml:space="preserve">⇒</w:t>
-      </w:r>
-      <w:r>
-        <w:t xml:space="preserve"> </w:t>
-      </w:r>
-      <w:r>
-        <w:rPr>
-          <w:b/>
-          <w:bCs/>
-        </w:rPr>
-        <w:t xml:space="preserve">There is no scorer that settles this. It is a judgement about what the Antarctic module is for:</w:t>
-      </w:r>
-      <w:r>
-        <w:rPr>
-          <w:b/>
-          <w:bCs/>
-        </w:rPr>
-        <w:t xml:space="preserve"> </w:t>
-      </w:r>
-      <w:r>
-        <w:rPr>
-          <w:b/>
-          <w:bCs/>
-        </w:rPr>
-        <w:t xml:space="preserve">hindcasting the reconstruction era, or tracking the modern record.</w:t>
+        <w:rPr>
+          <w:b/>
+          <w:bCs/>
+        </w:rPr>
+        <w:t xml:space="preserve">Closed today — L33 does not displace L32 as the IMBIE-side arm.</w:t>
+      </w:r>
+      <w:r>
+        <w:t xml:space="preserve"> </w:t>
+      </w:r>
+      <w:r>
+        <w:t xml:space="preserve">L33 (same target and</w:t>
+      </w:r>
+      <w:r>
+        <w:t xml:space="preserve"> </w:t>
+      </w:r>
+      <w:r>
+        <w:t xml:space="preserve">mechanism, floor cut 34 %) was benchmarked 2026-09-24: full period</w:t>
+      </w:r>
+      <w:r>
+        <w:t xml:space="preserve"> </w:t>
+      </w:r>
+      <w:r>
+        <w:rPr>
+          <w:b/>
+          <w:bCs/>
+        </w:rPr>
+        <w:t xml:space="preserve">1.11 σ</w:t>
+      </w:r>
+      <w:r>
+        <w:t xml:space="preserve"> </w:t>
+      </w:r>
+      <w:r>
+        <w:t xml:space="preserve">against L32's 0.88,</w:t>
+      </w:r>
+      <w:r>
+        <w:t xml:space="preserve"> </w:t>
+      </w:r>
+      <w:r>
+        <w:t xml:space="preserve">satellite era</w:t>
+      </w:r>
+      <w:r>
+        <w:t xml:space="preserve"> </w:t>
+      </w:r>
+      <w:r>
+        <w:rPr>
+          <w:b/>
+          <w:bCs/>
+        </w:rPr>
+        <w:t xml:space="preserve">0.96</w:t>
+      </w:r>
+      <w:r>
+        <w:t xml:space="preserve"> </w:t>
+      </w:r>
+      <w:r>
+        <w:t xml:space="preserve">against 1.01. It is not</w:t>
+      </w:r>
+      <w:r>
+        <w:t xml:space="preserve"> </w:t>
+      </w:r>
+      <w:r>
+        <w:rPr>
+          <w:i/>
+          <w:iCs/>
+        </w:rPr>
+        <w:t xml:space="preserve">dominated</w:t>
+      </w:r>
+      <w:r>
+        <w:t xml:space="preserve"> </w:t>
+      </w:r>
+      <w:r>
+        <w:t xml:space="preserve">— it does buy a little more of the</w:t>
+      </w:r>
+      <w:r>
+        <w:t xml:space="preserve"> </w:t>
+      </w:r>
+      <w:r>
+        <w:t xml:space="preserve">modern record — but the exchange rate is poor:</w:t>
+      </w:r>
+      <w:r>
+        <w:t xml:space="preserve"> </w:t>
+      </w:r>
+      <w:r>
+        <w:rPr>
+          <w:b/>
+          <w:bCs/>
+        </w:rPr>
+        <w:t xml:space="preserve">0.23 σ of full period surrendered for 0.05 σ of</w:t>
+      </w:r>
+      <w:r>
+        <w:rPr>
+          <w:b/>
+          <w:bCs/>
+        </w:rPr>
+        <w:t xml:space="preserve"> </w:t>
+      </w:r>
+      <w:r>
+        <w:rPr>
+          <w:b/>
+          <w:bCs/>
+        </w:rPr>
+        <w:t xml:space="preserve">satellite era, ≈ 4.6 : 1</w:t>
+      </w:r>
+      <w:r>
+        <w:t xml:space="preserve">, where the L27 → L32 step trades at 0.69 : 1.</w:t>
       </w:r>
     </w:p>
     <w:bookmarkEnd w:id="15"/>
-    <w:bookmarkStart w:id="16" w:name="closed-and-open"/>
-    <w:p>
-      <w:pPr>
-        <w:pStyle w:val="Heading2"/>
-      </w:pPr>
-      <w:r>
-        <w:t xml:space="preserve">7. Closed, and open</w:t>
-      </w:r>
-    </w:p>
-    <w:p>
-      <w:pPr>
-        <w:pStyle w:val="FirstParagraph"/>
-      </w:pPr>
-      <w:r>
-        <w:rPr>
-          <w:b/>
-          <w:bCs/>
-        </w:rPr>
-        <w:t xml:space="preserve">Closed — every structural degree of freedom tried on DAIS is dead:</w:t>
-      </w:r>
-      <w:r>
-        <w:t xml:space="preserve"> </w:t>
-      </w:r>
-      <w:r>
-        <w:t xml:space="preserve">a discharge ramp (L30, the</w:t>
-      </w:r>
-      <w:r>
-        <w:t xml:space="preserve"> </w:t>
-      </w:r>
-      <w:r>
-        <w:t xml:space="preserve">likelihood declined it and a power test confirms the objective is not blind — 95.7 % recovery of a</w:t>
-      </w:r>
-      <w:r>
-        <w:t xml:space="preserve"> </w:t>
-      </w:r>
-      <w:r>
-        <w:t xml:space="preserve">synthetic ramp), a free exponent on the ocean-temperature ratio (inert; needs n≈20 against IMBIE's</w:t>
-      </w:r>
-      <w:r>
-        <w:t xml:space="preserve"> </w:t>
-      </w:r>
-      <w:r>
-        <w:t xml:space="preserve">2.02×), a ρ cap (L29, indistinguishable from L28 on every channel), and a dynamics likelihood</w:t>
-      </w:r>
-      <w:r>
-        <w:t xml:space="preserve"> </w:t>
-      </w:r>
-      <w:r>
-        <w:t xml:space="preserve">channel (a 3.6–16×</w:t>
-      </w:r>
-      <w:r>
-        <w:t xml:space="preserve"> </w:t>
-      </w:r>
-      <w:r>
-        <w:rPr>
-          <w:i/>
-          <w:iCs/>
-        </w:rPr>
-        <w:t xml:space="preserve">weaker</w:t>
-      </w:r>
-      <w:r>
-        <w:t xml:space="preserve"> </w:t>
-      </w:r>
-      <w:r>
-        <w:t xml:space="preserve">copy of the level channel's pull, not a corrective).</w:t>
-      </w:r>
-    </w:p>
-    <w:p>
-      <w:pPr>
-        <w:pStyle w:val="BodyText"/>
-      </w:pPr>
-      <w:r>
-        <w:rPr>
-          <w:b/>
-          <w:bCs/>
-        </w:rPr>
-        <w:t xml:space="preserve">Closed today — the noise fix alone does not work.</w:t>
-      </w:r>
-      <w:r>
-        <w:t xml:space="preserve"> </w:t>
-      </w:r>
-      <w:r>
-        <w:t xml:space="preserve">L34 = L27's target + the SMB floor, run</w:t>
-      </w:r>
-      <w:r>
-        <w:t xml:space="preserve"> </w:t>
-      </w:r>
-      <w:r>
-        <w:t xml:space="preserve">2026-09-24: full-period AIS</w:t>
-      </w:r>
-      <w:r>
-        <w:t xml:space="preserve"> </w:t>
-      </w:r>
-      <w:r>
-        <w:rPr>
-          <w:b/>
-          <w:bCs/>
-        </w:rPr>
-        <w:t xml:space="preserve">0.73 σ</w:t>
-      </w:r>
-      <w:r>
-        <w:t xml:space="preserve"> </w:t>
-      </w:r>
-      <w:r>
-        <w:t xml:space="preserve">(vs L27 0.70), satellite era</w:t>
-      </w:r>
-      <w:r>
-        <w:t xml:space="preserve"> </w:t>
-      </w:r>
-      <w:r>
-        <w:rPr>
-          <w:b/>
-          <w:bCs/>
-        </w:rPr>
-        <w:t xml:space="preserve">1.32</w:t>
-      </w:r>
-      <w:r>
-        <w:t xml:space="preserve"> </w:t>
-      </w:r>
-      <w:r>
-        <w:t xml:space="preserve">(vs 1.27), dynamics</w:t>
-      </w:r>
-      <w:r>
-        <w:t xml:space="preserve"> </w:t>
-      </w:r>
-      <w:r>
-        <w:t xml:space="preserve">anomaly</w:t>
-      </w:r>
-      <w:r>
-        <w:t xml:space="preserve"> </w:t>
-      </w:r>
-      <w:r>
-        <w:rPr>
-          <w:b/>
-          <w:bCs/>
-        </w:rPr>
-        <w:t xml:space="preserve">−117.2 ± 1.6</w:t>
-      </w:r>
-      <w:r>
-        <w:t xml:space="preserve"> </w:t>
-      </w:r>
-      <w:r>
-        <w:t xml:space="preserve">against L27's −116.2 ± 1.5 — indistinguishable. The floor is</w:t>
-      </w:r>
-      <w:r>
-        <w:t xml:space="preserve"> </w:t>
-      </w:r>
-      <w:r>
-        <w:rPr>
-          <w:b/>
-          <w:bCs/>
-        </w:rPr>
-        <w:t xml:space="preserve">target-dependent</w:t>
-      </w:r>
-      <w:r>
-        <w:t xml:space="preserve">: it moves the dynamics anomaly by ~1 Gt/yr on Frederikse and by ~62 Gt/yr on</w:t>
-      </w:r>
-      <w:r>
-        <w:t xml:space="preserve"> </w:t>
-      </w:r>
-      <w:r>
-        <w:t xml:space="preserve">IMBIE.</w:t>
-      </w:r>
-      <w:r>
-        <w:t xml:space="preserve"> </w:t>
-      </w:r>
-      <w:r>
-        <w:rPr>
-          <w:b/>
-          <w:bCs/>
-        </w:rPr>
-        <w:t xml:space="preserve">L32's gains come from the target, not the noise specification</w:t>
-      </w:r>
-      <w:r>
-        <w:t xml:space="preserve">, and the champion cannot</w:t>
-      </w:r>
-      <w:r>
-        <w:t xml:space="preserve"> </w:t>
-      </w:r>
-      <w:r>
-        <w:t xml:space="preserve">be improved without the target swap.</w:t>
-      </w:r>
-    </w:p>
-    <w:p>
-      <w:pPr>
-        <w:pStyle w:val="BodyText"/>
-      </w:pPr>
-      <w:r>
-        <w:rPr>
-          <w:b/>
-          <w:bCs/>
-        </w:rPr>
-        <w:t xml:space="preserve">Closed today — L33 does not displace L32 as the IMBIE-side arm.</w:t>
-      </w:r>
-      <w:r>
-        <w:t xml:space="preserve"> </w:t>
-      </w:r>
-      <w:r>
-        <w:t xml:space="preserve">L33 (same target and</w:t>
-      </w:r>
-      <w:r>
-        <w:t xml:space="preserve"> </w:t>
-      </w:r>
-      <w:r>
-        <w:t xml:space="preserve">mechanism, floor cut 34 %) was benchmarked 2026-09-24: full period</w:t>
-      </w:r>
-      <w:r>
-        <w:t xml:space="preserve"> </w:t>
-      </w:r>
-      <w:r>
-        <w:rPr>
-          <w:b/>
-          <w:bCs/>
-        </w:rPr>
-        <w:t xml:space="preserve">1.11 σ</w:t>
-      </w:r>
-      <w:r>
-        <w:t xml:space="preserve"> </w:t>
-      </w:r>
-      <w:r>
-        <w:t xml:space="preserve">against L32's 0.88,</w:t>
-      </w:r>
-      <w:r>
-        <w:t xml:space="preserve"> </w:t>
-      </w:r>
-      <w:r>
-        <w:t xml:space="preserve">satellite era</w:t>
-      </w:r>
-      <w:r>
-        <w:t xml:space="preserve"> </w:t>
-      </w:r>
-      <w:r>
-        <w:rPr>
-          <w:b/>
-          <w:bCs/>
-        </w:rPr>
-        <w:t xml:space="preserve">0.96</w:t>
-      </w:r>
-      <w:r>
-        <w:t xml:space="preserve"> </w:t>
-      </w:r>
-      <w:r>
-        <w:t xml:space="preserve">against 1.01. It is not</w:t>
-      </w:r>
-      <w:r>
-        <w:t xml:space="preserve"> </w:t>
-      </w:r>
-      <w:r>
-        <w:rPr>
-          <w:i/>
-          <w:iCs/>
-        </w:rPr>
-        <w:t xml:space="preserve">dominated</w:t>
-      </w:r>
-      <w:r>
-        <w:t xml:space="preserve"> </w:t>
-      </w:r>
-      <w:r>
-        <w:t xml:space="preserve">— it does buy a little more of the</w:t>
-      </w:r>
-      <w:r>
-        <w:t xml:space="preserve"> </w:t>
-      </w:r>
-      <w:r>
-        <w:t xml:space="preserve">modern record — but the exchange rate is poor:</w:t>
-      </w:r>
-      <w:r>
-        <w:t xml:space="preserve"> </w:t>
-      </w:r>
-      <w:r>
-        <w:rPr>
-          <w:b/>
-          <w:bCs/>
-        </w:rPr>
-        <w:t xml:space="preserve">0.23 σ of full period surrendered for 0.05 σ of</w:t>
-      </w:r>
-      <w:r>
-        <w:rPr>
-          <w:b/>
-          <w:bCs/>
-        </w:rPr>
-        <w:t xml:space="preserve"> </w:t>
-      </w:r>
-      <w:r>
-        <w:rPr>
-          <w:b/>
-          <w:bCs/>
-        </w:rPr>
-        <w:t xml:space="preserve">satellite era, ≈ 4.6 : 1</w:t>
-      </w:r>
-      <w:r>
-        <w:t xml:space="preserve">, where the L27 → L32 step trades at 0.69 : 1.</w:t>
-      </w:r>
-    </w:p>
-    <w:p>
-      <w:pPr>
-        <w:pStyle w:val="BodyText"/>
-      </w:pPr>
-      <w:r>
-        <w:t xml:space="preserve">⚠</w:t>
-      </w:r>
-      <w:r>
-        <w:t xml:space="preserve"> </w:t>
-      </w:r>
-      <w:r>
-        <w:rPr>
-          <w:b/>
-          <w:bCs/>
-        </w:rPr>
-        <w:t xml:space="preserve">Worth noting for method, not just for the answer.</w:t>
-      </w:r>
-      <w:r>
-        <w:t xml:space="preserve"> </w:t>
-      </w:r>
-      <w:r>
-        <w:t xml:space="preserve">L33 has the</w:t>
-      </w:r>
-      <w:r>
-        <w:t xml:space="preserve"> </w:t>
-      </w:r>
-      <w:r>
-        <w:rPr>
-          <w:i/>
-          <w:iCs/>
-        </w:rPr>
-        <w:t xml:space="preserve">better</w:t>
-      </w:r>
-      <w:r>
-        <w:t xml:space="preserve"> </w:t>
-      </w:r>
-      <w:r>
-        <w:t xml:space="preserve">cumulative level</w:t>
-      </w:r>
-      <w:r>
-        <w:t xml:space="preserve"> </w:t>
-      </w:r>
-      <w:r>
-        <w:t xml:space="preserve">(z −1.21 vs L32's −1.45), which on that statistic alone made it look like the better compromise.</w:t>
-      </w:r>
-      <w:r>
-        <w:t xml:space="preserve"> </w:t>
-      </w:r>
-      <w:r>
-        <w:t xml:space="preserve">The whole-record scorer reverses that. This is the second time in this arc that a favourable</w:t>
-      </w:r>
-      <w:r>
-        <w:t xml:space="preserve"> </w:t>
-      </w:r>
-      <w:r>
-        <w:t xml:space="preserve">summary statistic has failed to predict the full-period hindcast.</w:t>
-      </w:r>
-    </w:p>
-    <w:bookmarkEnd w:id="16"/>
-    <w:bookmarkStart w:id="17" w:name="specific-questions-for-tony"/>
+    <w:bookmarkStart w:id="16" w:name="specific-questions-for-tony"/>
     <w:p>
       <w:pPr>
         <w:pStyle w:val="Heading2"/>
@@ -2741,23 +1775,7 @@
         </w:numPr>
       </w:pPr>
       <w:r>
-        <w:t xml:space="preserve">Given no scorer can separate these, does the Antarctic module's</w:t>
-      </w:r>
-      <w:r>
-        <w:t xml:space="preserve"> </w:t>
-      </w:r>
-      <w:r>
-        <w:rPr>
-          <w:b/>
-          <w:bCs/>
-        </w:rPr>
-        <w:t xml:space="preserve">purpose</w:t>
-      </w:r>
-      <w:r>
-        <w:t xml:space="preserve"> </w:t>
-      </w:r>
-      <w:r>
-        <w:t xml:space="preserve">decide it — and which purpose?</w:t>
+        <w:t xml:space="preserve">How do we decide which model is better given the tradeoff between matching recent past versus full-period?</w:t>
       </w:r>
     </w:p>
     <w:p>
@@ -2787,18 +1805,6 @@
         </w:numPr>
       </w:pPr>
       <w:r>
-        <w:t xml:space="preserve">Does the one-sided GRACE test have value despite its bias toward L32?</w:t>
-      </w:r>
-    </w:p>
-    <w:p>
-      <w:pPr>
-        <w:pStyle w:val="Compact"/>
-        <w:numPr>
-          <w:ilvl w:val="0"/>
-          <w:numId w:val="1001"/>
-        </w:numPr>
-      </w:pPr>
-      <w:r>
         <w:t xml:space="preserve">Is the 1920–49 window (L27 0.08 σ, L32 1.07 σ) real skill, or is the reconstruction there loose</w:t>
       </w:r>
       <w:r>
@@ -3058,8 +2064,8 @@
         <w:t xml:space="preserve">L27 remains champion; nothing in this document has been promoted.</w:t>
       </w:r>
     </w:p>
+    <w:bookmarkEnd w:id="16"/>
     <w:bookmarkEnd w:id="17"/>
-    <w:bookmarkEnd w:id="18"/>
     <w:sectPr>
       <w:footnotePr>
         <w:numRestart w:val="eachSect"/>
